--- a/deliverables/reports/网上书店-课程设计报告.docx
+++ b/deliverables/reports/网上书店-课程设计报告.docx
@@ -113,6 +113,82 @@
                 <w:sz w:val="24"/>
               </w:rPr>
               <w:t>网上书店管理系统</w:t>
+            </w:r>
+          </w:p>
+        </w:tc>
+      </w:tr>
+      <w:tr>
+        <w:tc>
+          <w:tcPr>
+            <w:tcW w:type="dxa" w:w="4680"/>
+            <w:vAlign w:val="center"/>
+          </w:tcPr>
+          <w:p>
+            <w:pPr>
+              <w:spacing w:line="360" w:lineRule="auto" w:after="0"/>
+            </w:pPr>
+            <w:r>
+              <w:rPr>
+                <w:rFonts w:ascii="Times New Roman" w:hAnsi="Times New Roman" w:eastAsia="SimSun"/>
+                <w:sz w:val="24"/>
+              </w:rPr>
+              <w:t>学生姓名</w:t>
+            </w:r>
+          </w:p>
+        </w:tc>
+        <w:tc>
+          <w:tcPr>
+            <w:tcW w:type="dxa" w:w="4680"/>
+            <w:vAlign w:val="center"/>
+          </w:tcPr>
+          <w:p>
+            <w:pPr>
+              <w:spacing w:line="360" w:lineRule="auto" w:after="0"/>
+            </w:pPr>
+            <w:r>
+              <w:rPr>
+                <w:rFonts w:ascii="Times New Roman" w:hAnsi="Times New Roman" w:eastAsia="SimSun"/>
+                <w:sz w:val="24"/>
+              </w:rPr>
+              <w:t>Bagtyyar Kovusov</w:t>
+            </w:r>
+          </w:p>
+        </w:tc>
+      </w:tr>
+      <w:tr>
+        <w:tc>
+          <w:tcPr>
+            <w:tcW w:type="dxa" w:w="4680"/>
+            <w:vAlign w:val="center"/>
+          </w:tcPr>
+          <w:p>
+            <w:pPr>
+              <w:spacing w:line="360" w:lineRule="auto" w:after="0"/>
+            </w:pPr>
+            <w:r>
+              <w:rPr>
+                <w:rFonts w:ascii="Times New Roman" w:hAnsi="Times New Roman" w:eastAsia="SimSun"/>
+                <w:sz w:val="24"/>
+              </w:rPr>
+              <w:t>学号</w:t>
+            </w:r>
+          </w:p>
+        </w:tc>
+        <w:tc>
+          <w:tcPr>
+            <w:tcW w:type="dxa" w:w="4680"/>
+            <w:vAlign w:val="center"/>
+          </w:tcPr>
+          <w:p>
+            <w:pPr>
+              <w:spacing w:line="360" w:lineRule="auto" w:after="0"/>
+            </w:pPr>
+            <w:r>
+              <w:rPr>
+                <w:rFonts w:ascii="Times New Roman" w:hAnsi="Times New Roman" w:eastAsia="SimSun"/>
+                <w:sz w:val="24"/>
+              </w:rPr>
+              <w:t>312024805043</w:t>
             </w:r>
           </w:p>
         </w:tc>
@@ -802,7 +878,7 @@
         <w:rFonts w:ascii="Times New Roman" w:hAnsi="Times New Roman" w:eastAsia="SimSun"/>
         <w:sz w:val="20"/>
       </w:rPr>
-      <w:t>网上书店管理系统课程设计</w:t>
+      <w:t>网上书店管理系统课程设计 · Bagtyyar Kovusov 312024805043</w:t>
     </w:r>
   </w:p>
 </w:ftr>
